--- a/Learning/UnityGAS-learn/asmdef.docx
+++ b/Learning/UnityGAS-learn/asmdef.docx
@@ -1,6 +1,6 @@
 
 <file path=word/document.xml><?xml version="1.0" encoding="utf-8"?>
-<w:document xmlns:wpc="http://schemas.microsoft.com/office/word/2010/wordprocessingCanvas" xmlns:cx="http://schemas.microsoft.com/office/drawing/2014/chartex" xmlns:cx1="http://schemas.microsoft.com/office/drawing/2015/9/8/chartex" xmlns:cx2="http://schemas.microsoft.com/office/drawing/2015/10/21/chartex" xmlns:cx3="http://schemas.microsoft.com/office/drawing/2016/5/9/chartex" xmlns:cx4="http://schemas.microsoft.com/office/drawing/2016/5/10/chartex" xmlns:cx5="http://schemas.microsoft.com/office/drawing/2016/5/11/chartex" xmlns:cx6="http://schemas.microsoft.com/office/drawing/2016/5/12/chartex" xmlns:cx7="http://schemas.microsoft.com/office/drawing/2016/5/13/chartex" xmlns:cx8="http://schemas.microsoft.com/office/drawing/2016/5/14/chartex" xmlns:mc="http://schemas.openxmlformats.org/markup-compatibility/2006" xmlns:aink="http://schemas.microsoft.com/office/drawing/2016/ink" xmlns:am3d="http://schemas.microsoft.com/office/drawing/2017/model3d" xmlns:o="urn:schemas-microsoft-com:office:office" xmlns:r="http://schemas.openxmlformats.org/officeDocument/2006/relationships" xmlns:m="http://schemas.openxmlformats.org/officeDocument/2006/math" xmlns:v="urn:schemas-microsoft-com:vml" xmlns:wp14="http://schemas.microsoft.com/office/word/2010/wordprocessingDrawing" xmlns:wp="http://schemas.openxmlformats.org/drawingml/2006/wordprocessingDrawing" xmlns:w10="urn:schemas-microsoft-com:office:word" xmlns:w="http://schemas.openxmlformats.org/wordprocessingml/2006/main" xmlns:w14="http://schemas.microsoft.com/office/word/2010/wordml" xmlns:w15="http://schemas.microsoft.com/office/word/2012/wordml" xmlns:w16cex="http://schemas.microsoft.com/office/word/2018/wordml/cex" xmlns:w16cid="http://schemas.microsoft.com/office/word/2016/wordml/cid" xmlns:w16="http://schemas.microsoft.com/office/word/2018/wordml" xmlns:w16sdtdh="http://schemas.microsoft.com/office/word/2020/wordml/sdtdatahash" xmlns:w16se="http://schemas.microsoft.com/office/word/2015/wordml/symex" xmlns:wpg="http://schemas.microsoft.com/office/word/2010/wordprocessingGroup" xmlns:wpi="http://schemas.microsoft.com/office/word/2010/wordprocessingInk" xmlns:wne="http://schemas.microsoft.com/office/word/2006/wordml" xmlns:wps="http://schemas.microsoft.com/office/word/2010/wordprocessingShape" mc:Ignorable="w14 w15 w16se w16cid w16 w16cex w16sdtdh wp14">
+<w:document xmlns:wpc="http://schemas.microsoft.com/office/word/2010/wordprocessingCanvas" xmlns:cx="http://schemas.microsoft.com/office/drawing/2014/chartex" xmlns:cx1="http://schemas.microsoft.com/office/drawing/2015/9/8/chartex" xmlns:cx2="http://schemas.microsoft.com/office/drawing/2015/10/21/chartex" xmlns:cx3="http://schemas.microsoft.com/office/drawing/2016/5/9/chartex" xmlns:cx4="http://schemas.microsoft.com/office/drawing/2016/5/10/chartex" xmlns:cx5="http://schemas.microsoft.com/office/drawing/2016/5/11/chartex" xmlns:cx6="http://schemas.microsoft.com/office/drawing/2016/5/12/chartex" xmlns:cx7="http://schemas.microsoft.com/office/drawing/2016/5/13/chartex" xmlns:cx8="http://schemas.microsoft.com/office/drawing/2016/5/14/chartex" xmlns:mc="http://schemas.openxmlformats.org/markup-compatibility/2006" xmlns:aink="http://schemas.microsoft.com/office/drawing/2016/ink" xmlns:am3d="http://schemas.microsoft.com/office/drawing/2017/model3d" xmlns:o="urn:schemas-microsoft-com:office:office" xmlns:r="http://schemas.openxmlformats.org/officeDocument/2006/relationships" xmlns:m="http://schemas.openxmlformats.org/officeDocument/2006/math" xmlns:v="urn:schemas-microsoft-com:vml" xmlns:wp14="http://schemas.microsoft.com/office/word/2010/wordprocessingDrawing" xmlns:wp="http://schemas.openxmlformats.org/drawingml/2006/wordprocessingDrawing" xmlns:w10="urn:schemas-microsoft-com:office:word" xmlns:w="http://schemas.openxmlformats.org/wordprocessingml/2006/main" xmlns:w14="http://schemas.microsoft.com/office/word/2010/wordml" xmlns:w15="http://schemas.microsoft.com/office/word/2012/wordml" xmlns:w16cid="http://schemas.microsoft.com/office/word/2016/wordml/cid" xmlns:w16se="http://schemas.microsoft.com/office/word/2015/wordml/symex" xmlns:wpg="http://schemas.microsoft.com/office/word/2010/wordprocessingGroup" xmlns:wpi="http://schemas.microsoft.com/office/word/2010/wordprocessingInk" xmlns:wne="http://schemas.microsoft.com/office/word/2006/wordml" xmlns:wps="http://schemas.microsoft.com/office/word/2010/wordprocessingShape" mc:Ignorable="w14 w15 w16se w16cid wp14">
   <w:body>
     <w:p>
       <w:pPr>
@@ -10,6 +10,7 @@
           <w:szCs w:val="24"/>
         </w:rPr>
       </w:pPr>
+      <w:bookmarkStart w:id="0" w:name="_GoBack"/>
       <w:r>
         <w:rPr>
           <w:rFonts w:ascii="等线" w:hAnsi="等线"/>
@@ -121,8 +122,25 @@
           <w:rFonts w:ascii="等线" w:hAnsi="等线" w:hint="eastAsia"/>
           <w:szCs w:val="24"/>
         </w:rPr>
-        <w:t>程序集 中，没有asmdef的脚本通常会进入 默认程序集 Assembly-</w:t>
-      </w:r>
+        <w:t>程序集 中，没有</w:t>
+      </w:r>
+      <w:proofErr w:type="spellStart"/>
+      <w:r>
+        <w:rPr>
+          <w:rFonts w:ascii="等线" w:hAnsi="等线" w:hint="eastAsia"/>
+          <w:szCs w:val="24"/>
+        </w:rPr>
+        <w:t>asmdef</w:t>
+      </w:r>
+      <w:proofErr w:type="spellEnd"/>
+      <w:r>
+        <w:rPr>
+          <w:rFonts w:ascii="等线" w:hAnsi="等线" w:hint="eastAsia"/>
+          <w:szCs w:val="24"/>
+        </w:rPr>
+        <w:t>的脚本通常会进入 默认程序集 Assembly-</w:t>
+      </w:r>
+      <w:proofErr w:type="spellStart"/>
       <w:r>
         <w:rPr>
           <w:rFonts w:ascii="等线" w:hAnsi="等线"/>
@@ -135,7 +153,15 @@
           <w:rFonts w:ascii="等线" w:hAnsi="等线" w:hint="eastAsia"/>
           <w:szCs w:val="24"/>
         </w:rPr>
-        <w:t>harp中，</w:t>
+        <w:t>harp</w:t>
+      </w:r>
+      <w:proofErr w:type="spellEnd"/>
+      <w:r>
+        <w:rPr>
+          <w:rFonts w:ascii="等线" w:hAnsi="等线" w:hint="eastAsia"/>
+          <w:szCs w:val="24"/>
+        </w:rPr>
+        <w:t>中，</w:t>
       </w:r>
       <w:r>
         <w:rPr>
@@ -156,7 +182,15 @@
           <w:rFonts w:ascii="等线" w:hAnsi="等线" w:hint="eastAsia"/>
           <w:szCs w:val="24"/>
         </w:rPr>
-        <w:t>xample下有一个E</w:t>
+        <w:t>xample下有一个</w:t>
+      </w:r>
+      <w:proofErr w:type="spellStart"/>
+      <w:r>
+        <w:rPr>
+          <w:rFonts w:ascii="等线" w:hAnsi="等线" w:hint="eastAsia"/>
+          <w:szCs w:val="24"/>
+        </w:rPr>
+        <w:t>E</w:t>
       </w:r>
       <w:r>
         <w:rPr>
@@ -170,7 +204,31 @@
           <w:rFonts w:ascii="等线" w:hAnsi="等线" w:hint="eastAsia"/>
           <w:szCs w:val="24"/>
         </w:rPr>
-        <w:t>.asmdef文件，那么该文件夹及其子文件夹的脚本都会被编译进相同程序集，实现物理上的隔离</w:t>
+        <w:t>.asmdef</w:t>
+      </w:r>
+      <w:proofErr w:type="spellEnd"/>
+      <w:r>
+        <w:rPr>
+          <w:rFonts w:ascii="等线" w:hAnsi="等线" w:hint="eastAsia"/>
+          <w:szCs w:val="24"/>
+        </w:rPr>
+        <w:t>文件，那么该文件夹及其子文件夹的脚本都会被编译</w:t>
+      </w:r>
+      <w:proofErr w:type="gramStart"/>
+      <w:r>
+        <w:rPr>
+          <w:rFonts w:ascii="等线" w:hAnsi="等线" w:hint="eastAsia"/>
+          <w:szCs w:val="24"/>
+        </w:rPr>
+        <w:t>进相同</w:t>
+      </w:r>
+      <w:proofErr w:type="gramEnd"/>
+      <w:r>
+        <w:rPr>
+          <w:rFonts w:ascii="等线" w:hAnsi="等线" w:hint="eastAsia"/>
+          <w:szCs w:val="24"/>
+        </w:rPr>
+        <w:t>程序集，实现物理上的隔离</w:t>
       </w:r>
     </w:p>
     <w:p>
@@ -224,12 +282,37 @@
         </w:rPr>
         <w:t>①</w:t>
       </w:r>
-      <w:r>
-        <w:rPr>
-          <w:rFonts w:ascii="等线" w:hAnsi="等线" w:hint="eastAsia"/>
-          <w:szCs w:val="24"/>
-        </w:rPr>
-        <w:t>asmdef的程序集包含的脚本不会再在默认程序集里，因为Unity在编译时先分析asmdef，然后把剩余脚本编译到默认程序集</w:t>
+      <w:proofErr w:type="spellStart"/>
+      <w:r>
+        <w:rPr>
+          <w:rFonts w:ascii="等线" w:hAnsi="等线" w:hint="eastAsia"/>
+          <w:szCs w:val="24"/>
+        </w:rPr>
+        <w:t>asmdef</w:t>
+      </w:r>
+      <w:proofErr w:type="spellEnd"/>
+      <w:r>
+        <w:rPr>
+          <w:rFonts w:ascii="等线" w:hAnsi="等线" w:hint="eastAsia"/>
+          <w:szCs w:val="24"/>
+        </w:rPr>
+        <w:t>的程序集包含的脚本不会再在默认程序集里，因为Unity在编译时先分析</w:t>
+      </w:r>
+      <w:proofErr w:type="spellStart"/>
+      <w:r>
+        <w:rPr>
+          <w:rFonts w:ascii="等线" w:hAnsi="等线" w:hint="eastAsia"/>
+          <w:szCs w:val="24"/>
+        </w:rPr>
+        <w:t>asmdef</w:t>
+      </w:r>
+      <w:proofErr w:type="spellEnd"/>
+      <w:r>
+        <w:rPr>
+          <w:rFonts w:ascii="等线" w:hAnsi="等线" w:hint="eastAsia"/>
+          <w:szCs w:val="24"/>
+        </w:rPr>
+        <w:t>，然后把剩余脚本编译到默认程序集</w:t>
       </w:r>
       <w:r>
         <w:rPr>
@@ -258,7 +341,23 @@
           <w:rFonts w:ascii="等线" w:hAnsi="等线" w:hint="eastAsia"/>
           <w:szCs w:val="24"/>
         </w:rPr>
-        <w:t>②asmdef实现的功能并不是Unity独有的，U</w:t>
+        <w:t>②</w:t>
+      </w:r>
+      <w:proofErr w:type="spellStart"/>
+      <w:r>
+        <w:rPr>
+          <w:rFonts w:ascii="等线" w:hAnsi="等线" w:hint="eastAsia"/>
+          <w:szCs w:val="24"/>
+        </w:rPr>
+        <w:t>asmdef</w:t>
+      </w:r>
+      <w:proofErr w:type="spellEnd"/>
+      <w:r>
+        <w:rPr>
+          <w:rFonts w:ascii="等线" w:hAnsi="等线" w:hint="eastAsia"/>
+          <w:szCs w:val="24"/>
+        </w:rPr>
+        <w:t>实现的功能并不是Unity独有的，U</w:t>
       </w:r>
       <w:r>
         <w:rPr>
@@ -274,6 +373,7 @@
         </w:rPr>
         <w:t>比Unity更早就有通过.</w:t>
       </w:r>
+      <w:proofErr w:type="spellStart"/>
       <w:r>
         <w:rPr>
           <w:rFonts w:ascii="等线" w:hAnsi="等线"/>
@@ -281,6 +381,7 @@
         </w:rPr>
         <w:t>Build.cs</w:t>
       </w:r>
+      <w:proofErr w:type="spellEnd"/>
       <w:r>
         <w:rPr>
           <w:rFonts w:ascii="等线" w:hAnsi="等线" w:hint="eastAsia"/>
@@ -337,8 +438,16 @@
         <w:rPr>
           <w:rFonts w:hint="eastAsia"/>
         </w:rPr>
-        <w:t>为什么使用asmdef</w:t>
-      </w:r>
+        <w:t>为什么使用</w:t>
+      </w:r>
+      <w:proofErr w:type="spellStart"/>
+      <w:r>
+        <w:rPr>
+          <w:rFonts w:hint="eastAsia"/>
+        </w:rPr>
+        <w:t>asmdef</w:t>
+      </w:r>
+      <w:proofErr w:type="spellEnd"/>
       <w:r>
         <w:t xml:space="preserve"> </w:t>
       </w:r>
@@ -394,8 +503,25 @@
           <w:rFonts w:ascii="等线" w:hAnsi="等线" w:hint="eastAsia"/>
           <w:szCs w:val="24"/>
         </w:rPr>
-        <w:t>Unity在编译时，会根据asmdef，把不同文件夹的脚本编译进不同的.</w:t>
-      </w:r>
+        <w:t>Unity在编译时，会根据</w:t>
+      </w:r>
+      <w:proofErr w:type="spellStart"/>
+      <w:r>
+        <w:rPr>
+          <w:rFonts w:ascii="等线" w:hAnsi="等线" w:hint="eastAsia"/>
+          <w:szCs w:val="24"/>
+        </w:rPr>
+        <w:t>asmdef</w:t>
+      </w:r>
+      <w:proofErr w:type="spellEnd"/>
+      <w:r>
+        <w:rPr>
+          <w:rFonts w:ascii="等线" w:hAnsi="等线" w:hint="eastAsia"/>
+          <w:szCs w:val="24"/>
+        </w:rPr>
+        <w:t>，把不同文件夹的脚本编译进不同的.</w:t>
+      </w:r>
+      <w:proofErr w:type="spellStart"/>
       <w:r>
         <w:rPr>
           <w:rFonts w:ascii="等线" w:hAnsi="等线"/>
@@ -403,6 +529,7 @@
         </w:rPr>
         <w:t>dll</w:t>
       </w:r>
+      <w:proofErr w:type="spellEnd"/>
       <w:r>
         <w:rPr>
           <w:rFonts w:ascii="等线" w:hAnsi="等线" w:hint="eastAsia"/>
@@ -424,7 +551,21 @@
         <w:rPr>
           <w:rFonts w:hint="eastAsia"/>
         </w:rPr>
-        <w:t>每次修改代码时，项目都会重新编译当前程序集，如果仅使用默认程序集，编译时间会随项目规模线性增长，而使用asmdef分隔程序集可以很大程度上减少编译时间；</w:t>
+        <w:t>每次修改代码时，项目都会重新编译当前程序集，如果仅使用默认程序集，编译时间会随项目规模线性增长，而使用</w:t>
+      </w:r>
+      <w:proofErr w:type="spellStart"/>
+      <w:r>
+        <w:rPr>
+          <w:rFonts w:hint="eastAsia"/>
+        </w:rPr>
+        <w:t>asmdef</w:t>
+      </w:r>
+      <w:proofErr w:type="spellEnd"/>
+      <w:r>
+        <w:rPr>
+          <w:rFonts w:hint="eastAsia"/>
+        </w:rPr>
+        <w:t>分隔程序集可以很大程度上减少编译时间；</w:t>
       </w:r>
     </w:p>
     <w:p/>
@@ -538,7 +679,23 @@
           <w:rFonts w:ascii="等线" w:hAnsi="等线" w:hint="eastAsia"/>
           <w:szCs w:val="24"/>
         </w:rPr>
-        <w:t>权限划分。而asmdef使用internal声明，</w:t>
+        <w:t>权限划分。而</w:t>
+      </w:r>
+      <w:proofErr w:type="spellStart"/>
+      <w:r>
+        <w:rPr>
+          <w:rFonts w:ascii="等线" w:hAnsi="等线" w:hint="eastAsia"/>
+          <w:szCs w:val="24"/>
+        </w:rPr>
+        <w:t>asmdef</w:t>
+      </w:r>
+      <w:proofErr w:type="spellEnd"/>
+      <w:r>
+        <w:rPr>
+          <w:rFonts w:ascii="等线" w:hAnsi="等线" w:hint="eastAsia"/>
+          <w:szCs w:val="24"/>
+        </w:rPr>
+        <w:t>使用internal声明，</w:t>
       </w:r>
       <w:r>
         <w:rPr>
@@ -547,12 +704,21 @@
         </w:rPr>
         <w:t xml:space="preserve"> </w:t>
       </w:r>
-      <w:r>
-        <w:rPr>
-          <w:rFonts w:ascii="等线" w:hAnsi="等线" w:hint="eastAsia"/>
-          <w:szCs w:val="24"/>
-        </w:rPr>
-        <w:t>同个程序集</w:t>
+      <w:proofErr w:type="gramStart"/>
+      <w:r>
+        <w:rPr>
+          <w:rFonts w:ascii="等线" w:hAnsi="等线" w:hint="eastAsia"/>
+          <w:szCs w:val="24"/>
+        </w:rPr>
+        <w:t>同个程序</w:t>
+      </w:r>
+      <w:proofErr w:type="gramEnd"/>
+      <w:r>
+        <w:rPr>
+          <w:rFonts w:ascii="等线" w:hAnsi="等线" w:hint="eastAsia"/>
+          <w:szCs w:val="24"/>
+        </w:rPr>
+        <w:t>集</w:t>
       </w:r>
       <w:r>
         <w:rPr>
@@ -594,7 +760,23 @@
           <w:rFonts w:ascii="等线" w:hAnsi="等线" w:hint="eastAsia"/>
           <w:szCs w:val="24"/>
         </w:rPr>
-        <w:t>，不同程序集之间则</w:t>
+        <w:t>，不同程序</w:t>
+      </w:r>
+      <w:proofErr w:type="gramStart"/>
+      <w:r>
+        <w:rPr>
+          <w:rFonts w:ascii="等线" w:hAnsi="等线" w:hint="eastAsia"/>
+          <w:szCs w:val="24"/>
+        </w:rPr>
+        <w:t>集之</w:t>
+      </w:r>
+      <w:proofErr w:type="gramEnd"/>
+      <w:r>
+        <w:rPr>
+          <w:rFonts w:ascii="等线" w:hAnsi="等线" w:hint="eastAsia"/>
+          <w:szCs w:val="24"/>
+        </w:rPr>
+        <w:t>间则</w:t>
       </w:r>
       <w:r>
         <w:rPr>
@@ -676,6 +858,7 @@
         </w:rPr>
         <w:t>如果当前程序集的某个脚本需要引用其他程序集的代码，需要在 .</w:t>
       </w:r>
+      <w:proofErr w:type="spellStart"/>
       <w:r>
         <w:rPr>
           <w:rFonts w:ascii="等线" w:hAnsi="等线"/>
@@ -683,6 +866,7 @@
         </w:rPr>
         <w:t>asmdef</w:t>
       </w:r>
+      <w:proofErr w:type="spellEnd"/>
       <w:r>
         <w:rPr>
           <w:rFonts w:ascii="等线" w:hAnsi="等线" w:hint="eastAsia"/>
@@ -736,6 +920,7 @@
         <w:lastRenderedPageBreak/>
         <w:tab/>
       </w:r>
+      <w:proofErr w:type="spellStart"/>
       <w:r>
         <w:rPr>
           <w:rFonts w:ascii="等线" w:hAnsi="等线" w:hint="eastAsia"/>
@@ -750,6 +935,7 @@
         </w:rPr>
         <w:t>f</w:t>
       </w:r>
+      <w:proofErr w:type="spellEnd"/>
       <w:r>
         <w:rPr>
           <w:rFonts w:ascii="等线" w:hAnsi="等线"/>
@@ -822,6 +1008,7 @@
         </w:rPr>
         <w:t xml:space="preserve"> Assembly-</w:t>
       </w:r>
+      <w:proofErr w:type="spellStart"/>
       <w:r>
         <w:rPr>
           <w:rFonts w:ascii="等线" w:hAnsi="等线"/>
@@ -836,6 +1023,7 @@
         </w:rPr>
         <w:t>harp</w:t>
       </w:r>
+      <w:proofErr w:type="spellEnd"/>
       <w:r>
         <w:rPr>
           <w:rFonts w:ascii="等线" w:hAnsi="等线" w:hint="eastAsia"/>
@@ -864,6 +1052,7 @@
         </w:rPr>
         <w:t>。根目录下的.</w:t>
       </w:r>
+      <w:proofErr w:type="spellStart"/>
       <w:r>
         <w:rPr>
           <w:rFonts w:ascii="等线" w:hAnsi="等线"/>
@@ -871,6 +1060,7 @@
         </w:rPr>
         <w:t>proj</w:t>
       </w:r>
+      <w:proofErr w:type="spellEnd"/>
       <w:r>
         <w:rPr>
           <w:rFonts w:ascii="等线" w:hAnsi="等线" w:hint="eastAsia"/>
@@ -913,6 +1103,7 @@
         </w:rPr>
         <w:t>。在Library下的.</w:t>
       </w:r>
+      <w:proofErr w:type="spellStart"/>
       <w:r>
         <w:rPr>
           <w:rFonts w:ascii="等线" w:hAnsi="等线"/>
@@ -920,6 +1111,7 @@
         </w:rPr>
         <w:t>dll</w:t>
       </w:r>
+      <w:proofErr w:type="spellEnd"/>
       <w:r>
         <w:rPr>
           <w:rFonts w:ascii="等线" w:hAnsi="等线" w:hint="eastAsia"/>
@@ -992,24 +1184,84 @@
         <w:rPr>
           <w:rFonts w:hint="eastAsia"/>
         </w:rPr>
-        <w:t>①.asmdef文件的创建</w:t>
-      </w:r>
-    </w:p>
-    <w:p>
-      <w:pPr>
+        <w:t>①.</w:t>
+      </w:r>
+      <w:proofErr w:type="spellStart"/>
+      <w:r>
         <w:rPr>
           <w:rFonts w:hint="eastAsia"/>
         </w:rPr>
-      </w:pPr>
+        <w:t>asmdef</w:t>
+      </w:r>
+      <w:proofErr w:type="spellEnd"/>
       <w:r>
         <w:rPr>
           <w:rFonts w:hint="eastAsia"/>
         </w:rPr>
+        <w:t>文件的创建</w:t>
+      </w:r>
+      <w:r>
+        <w:rPr>
+          <w:rFonts w:hint="eastAsia"/>
+        </w:rPr>
+        <w:t>[</w:t>
+      </w:r>
+      <w:r>
+        <w:rPr>
+          <w:rFonts w:hint="eastAsia"/>
+        </w:rPr>
+        <w:t>选定</w:t>
+      </w:r>
+      <w:r>
+        <w:rPr>
+          <w:rFonts w:hint="eastAsia"/>
+        </w:rPr>
+        <w:t>仓库的</w:t>
+      </w:r>
+      <w:r>
+        <w:rPr>
+          <w:rFonts w:hint="eastAsia"/>
+        </w:rPr>
+        <w:t>根目录</w:t>
+      </w:r>
+      <w:r>
+        <w:t>]</w:t>
+      </w:r>
+    </w:p>
+    <w:p>
+      <w:pPr>
+        <w:rPr>
+          <w:rFonts w:hint="eastAsia"/>
+        </w:rPr>
+      </w:pPr>
+      <w:r>
+        <w:rPr>
+          <w:rFonts w:hint="eastAsia"/>
+        </w:rPr>
         <w:t>Project</w:t>
       </w:r>
       <w:r>
         <w:t>-&gt;</w:t>
       </w:r>
+      <w:r>
+        <w:rPr>
+          <w:rFonts w:hint="eastAsia"/>
+        </w:rPr>
+        <w:t>右键-&gt;</w:t>
+      </w:r>
+      <w:r>
+        <w:t>Create-&gt;Assembly Define-&gt;</w:t>
+      </w:r>
+      <w:r>
+        <w:rPr>
+          <w:rFonts w:hint="eastAsia"/>
+        </w:rPr>
+        <w:t>命名-</w:t>
+      </w:r>
+      <w:r>
+        <w:t>&gt;</w:t>
+      </w:r>
+      <w:bookmarkEnd w:id="0"/>
     </w:p>
     <w:sectPr>
       <w:pgSz w:w="11906" w:h="16838"/>
@@ -1022,7 +1274,7 @@
 </file>
 
 <file path=word/endnotes.xml><?xml version="1.0" encoding="utf-8"?>
-<w:endnotes xmlns:wpc="http://schemas.microsoft.com/office/word/2010/wordprocessingCanvas" xmlns:cx="http://schemas.microsoft.com/office/drawing/2014/chartex" xmlns:cx1="http://schemas.microsoft.com/office/drawing/2015/9/8/chartex" xmlns:cx2="http://schemas.microsoft.com/office/drawing/2015/10/21/chartex" xmlns:cx3="http://schemas.microsoft.com/office/drawing/2016/5/9/chartex" xmlns:cx4="http://schemas.microsoft.com/office/drawing/2016/5/10/chartex" xmlns:cx5="http://schemas.microsoft.com/office/drawing/2016/5/11/chartex" xmlns:cx6="http://schemas.microsoft.com/office/drawing/2016/5/12/chartex" xmlns:cx7="http://schemas.microsoft.com/office/drawing/2016/5/13/chartex" xmlns:cx8="http://schemas.microsoft.com/office/drawing/2016/5/14/chartex" xmlns:mc="http://schemas.openxmlformats.org/markup-compatibility/2006" xmlns:aink="http://schemas.microsoft.com/office/drawing/2016/ink" xmlns:am3d="http://schemas.microsoft.com/office/drawing/2017/model3d" xmlns:o="urn:schemas-microsoft-com:office:office" xmlns:r="http://schemas.openxmlformats.org/officeDocument/2006/relationships" xmlns:m="http://schemas.openxmlformats.org/officeDocument/2006/math" xmlns:v="urn:schemas-microsoft-com:vml" xmlns:wp14="http://schemas.microsoft.com/office/word/2010/wordprocessingDrawing" xmlns:wp="http://schemas.openxmlformats.org/drawingml/2006/wordprocessingDrawing" xmlns:w10="urn:schemas-microsoft-com:office:word" xmlns:w="http://schemas.openxmlformats.org/wordprocessingml/2006/main" xmlns:w14="http://schemas.microsoft.com/office/word/2010/wordml" xmlns:w15="http://schemas.microsoft.com/office/word/2012/wordml" xmlns:w16cex="http://schemas.microsoft.com/office/word/2018/wordml/cex" xmlns:w16cid="http://schemas.microsoft.com/office/word/2016/wordml/cid" xmlns:w16="http://schemas.microsoft.com/office/word/2018/wordml" xmlns:w16sdtdh="http://schemas.microsoft.com/office/word/2020/wordml/sdtdatahash" xmlns:w16se="http://schemas.microsoft.com/office/word/2015/wordml/symex" xmlns:wpg="http://schemas.microsoft.com/office/word/2010/wordprocessingGroup" xmlns:wpi="http://schemas.microsoft.com/office/word/2010/wordprocessingInk" xmlns:wne="http://schemas.microsoft.com/office/word/2006/wordml" xmlns:wps="http://schemas.microsoft.com/office/word/2010/wordprocessingShape" mc:Ignorable="w14 w15 w16se w16cid w16 w16cex w16sdtdh wp14">
+<w:endnotes xmlns:wpc="http://schemas.microsoft.com/office/word/2010/wordprocessingCanvas" xmlns:cx="http://schemas.microsoft.com/office/drawing/2014/chartex" xmlns:cx1="http://schemas.microsoft.com/office/drawing/2015/9/8/chartex" xmlns:cx2="http://schemas.microsoft.com/office/drawing/2015/10/21/chartex" xmlns:cx3="http://schemas.microsoft.com/office/drawing/2016/5/9/chartex" xmlns:cx4="http://schemas.microsoft.com/office/drawing/2016/5/10/chartex" xmlns:cx5="http://schemas.microsoft.com/office/drawing/2016/5/11/chartex" xmlns:cx6="http://schemas.microsoft.com/office/drawing/2016/5/12/chartex" xmlns:cx7="http://schemas.microsoft.com/office/drawing/2016/5/13/chartex" xmlns:cx8="http://schemas.microsoft.com/office/drawing/2016/5/14/chartex" xmlns:mc="http://schemas.openxmlformats.org/markup-compatibility/2006" xmlns:aink="http://schemas.microsoft.com/office/drawing/2016/ink" xmlns:am3d="http://schemas.microsoft.com/office/drawing/2017/model3d" xmlns:o="urn:schemas-microsoft-com:office:office" xmlns:r="http://schemas.openxmlformats.org/officeDocument/2006/relationships" xmlns:m="http://schemas.openxmlformats.org/officeDocument/2006/math" xmlns:v="urn:schemas-microsoft-com:vml" xmlns:wp14="http://schemas.microsoft.com/office/word/2010/wordprocessingDrawing" xmlns:wp="http://schemas.openxmlformats.org/drawingml/2006/wordprocessingDrawing" xmlns:w10="urn:schemas-microsoft-com:office:word" xmlns:w="http://schemas.openxmlformats.org/wordprocessingml/2006/main" xmlns:w14="http://schemas.microsoft.com/office/word/2010/wordml" xmlns:w15="http://schemas.microsoft.com/office/word/2012/wordml" xmlns:w16cid="http://schemas.microsoft.com/office/word/2016/wordml/cid" xmlns:w16se="http://schemas.microsoft.com/office/word/2015/wordml/symex" xmlns:wpg="http://schemas.microsoft.com/office/word/2010/wordprocessingGroup" xmlns:wpi="http://schemas.microsoft.com/office/word/2010/wordprocessingInk" xmlns:wne="http://schemas.microsoft.com/office/word/2006/wordml" xmlns:wps="http://schemas.microsoft.com/office/word/2010/wordprocessingShape" mc:Ignorable="w14 w15 w16se w16cid wp14">
   <w:endnote w:type="separator" w:id="-1">
     <w:p>
       <w:r>
@@ -1041,7 +1293,7 @@
 </file>
 
 <file path=word/footnotes.xml><?xml version="1.0" encoding="utf-8"?>
-<w:footnotes xmlns:wpc="http://schemas.microsoft.com/office/word/2010/wordprocessingCanvas" xmlns:cx="http://schemas.microsoft.com/office/drawing/2014/chartex" xmlns:cx1="http://schemas.microsoft.com/office/drawing/2015/9/8/chartex" xmlns:cx2="http://schemas.microsoft.com/office/drawing/2015/10/21/chartex" xmlns:cx3="http://schemas.microsoft.com/office/drawing/2016/5/9/chartex" xmlns:cx4="http://schemas.microsoft.com/office/drawing/2016/5/10/chartex" xmlns:cx5="http://schemas.microsoft.com/office/drawing/2016/5/11/chartex" xmlns:cx6="http://schemas.microsoft.com/office/drawing/2016/5/12/chartex" xmlns:cx7="http://schemas.microsoft.com/office/drawing/2016/5/13/chartex" xmlns:cx8="http://schemas.microsoft.com/office/drawing/2016/5/14/chartex" xmlns:mc="http://schemas.openxmlformats.org/markup-compatibility/2006" xmlns:aink="http://schemas.microsoft.com/office/drawing/2016/ink" xmlns:am3d="http://schemas.microsoft.com/office/drawing/2017/model3d" xmlns:o="urn:schemas-microsoft-com:office:office" xmlns:r="http://schemas.openxmlformats.org/officeDocument/2006/relationships" xmlns:m="http://schemas.openxmlformats.org/officeDocument/2006/math" xmlns:v="urn:schemas-microsoft-com:vml" xmlns:wp14="http://schemas.microsoft.com/office/word/2010/wordprocessingDrawing" xmlns:wp="http://schemas.openxmlformats.org/drawingml/2006/wordprocessingDrawing" xmlns:w10="urn:schemas-microsoft-com:office:word" xmlns:w="http://schemas.openxmlformats.org/wordprocessingml/2006/main" xmlns:w14="http://schemas.microsoft.com/office/word/2010/wordml" xmlns:w15="http://schemas.microsoft.com/office/word/2012/wordml" xmlns:w16cex="http://schemas.microsoft.com/office/word/2018/wordml/cex" xmlns:w16cid="http://schemas.microsoft.com/office/word/2016/wordml/cid" xmlns:w16="http://schemas.microsoft.com/office/word/2018/wordml" xmlns:w16sdtdh="http://schemas.microsoft.com/office/word/2020/wordml/sdtdatahash" xmlns:w16se="http://schemas.microsoft.com/office/word/2015/wordml/symex" xmlns:wpg="http://schemas.microsoft.com/office/word/2010/wordprocessingGroup" xmlns:wpi="http://schemas.microsoft.com/office/word/2010/wordprocessingInk" xmlns:wne="http://schemas.microsoft.com/office/word/2006/wordml" xmlns:wps="http://schemas.microsoft.com/office/word/2010/wordprocessingShape" mc:Ignorable="w14 w15 w16se w16cid w16 w16cex w16sdtdh wp14">
+<w:footnotes xmlns:wpc="http://schemas.microsoft.com/office/word/2010/wordprocessingCanvas" xmlns:cx="http://schemas.microsoft.com/office/drawing/2014/chartex" xmlns:cx1="http://schemas.microsoft.com/office/drawing/2015/9/8/chartex" xmlns:cx2="http://schemas.microsoft.com/office/drawing/2015/10/21/chartex" xmlns:cx3="http://schemas.microsoft.com/office/drawing/2016/5/9/chartex" xmlns:cx4="http://schemas.microsoft.com/office/drawing/2016/5/10/chartex" xmlns:cx5="http://schemas.microsoft.com/office/drawing/2016/5/11/chartex" xmlns:cx6="http://schemas.microsoft.com/office/drawing/2016/5/12/chartex" xmlns:cx7="http://schemas.microsoft.com/office/drawing/2016/5/13/chartex" xmlns:cx8="http://schemas.microsoft.com/office/drawing/2016/5/14/chartex" xmlns:mc="http://schemas.openxmlformats.org/markup-compatibility/2006" xmlns:aink="http://schemas.microsoft.com/office/drawing/2016/ink" xmlns:am3d="http://schemas.microsoft.com/office/drawing/2017/model3d" xmlns:o="urn:schemas-microsoft-com:office:office" xmlns:r="http://schemas.openxmlformats.org/officeDocument/2006/relationships" xmlns:m="http://schemas.openxmlformats.org/officeDocument/2006/math" xmlns:v="urn:schemas-microsoft-com:vml" xmlns:wp14="http://schemas.microsoft.com/office/word/2010/wordprocessingDrawing" xmlns:wp="http://schemas.openxmlformats.org/drawingml/2006/wordprocessingDrawing" xmlns:w10="urn:schemas-microsoft-com:office:word" xmlns:w="http://schemas.openxmlformats.org/wordprocessingml/2006/main" xmlns:w14="http://schemas.microsoft.com/office/word/2010/wordml" xmlns:w15="http://schemas.microsoft.com/office/word/2012/wordml" xmlns:w16cid="http://schemas.microsoft.com/office/word/2016/wordml/cid" xmlns:w16se="http://schemas.microsoft.com/office/word/2015/wordml/symex" xmlns:wpg="http://schemas.microsoft.com/office/word/2010/wordprocessingGroup" xmlns:wpi="http://schemas.microsoft.com/office/word/2010/wordprocessingInk" xmlns:wne="http://schemas.microsoft.com/office/word/2006/wordml" xmlns:wps="http://schemas.microsoft.com/office/word/2010/wordprocessingShape" mc:Ignorable="w14 w15 w16se w16cid wp14">
   <w:footnote w:type="separator" w:id="-1">
     <w:p>
       <w:r>
@@ -1060,7 +1312,7 @@
 </file>
 
 <file path=word/numbering.xml><?xml version="1.0" encoding="utf-8"?>
-<w:numbering xmlns:wpc="http://schemas.microsoft.com/office/word/2010/wordprocessingCanvas" xmlns:cx="http://schemas.microsoft.com/office/drawing/2014/chartex" xmlns:cx1="http://schemas.microsoft.com/office/drawing/2015/9/8/chartex" xmlns:cx2="http://schemas.microsoft.com/office/drawing/2015/10/21/chartex" xmlns:cx3="http://schemas.microsoft.com/office/drawing/2016/5/9/chartex" xmlns:cx4="http://schemas.microsoft.com/office/drawing/2016/5/10/chartex" xmlns:cx5="http://schemas.microsoft.com/office/drawing/2016/5/11/chartex" xmlns:cx6="http://schemas.microsoft.com/office/drawing/2016/5/12/chartex" xmlns:cx7="http://schemas.microsoft.com/office/drawing/2016/5/13/chartex" xmlns:cx8="http://schemas.microsoft.com/office/drawing/2016/5/14/chartex" xmlns:mc="http://schemas.openxmlformats.org/markup-compatibility/2006" xmlns:aink="http://schemas.microsoft.com/office/drawing/2016/ink" xmlns:am3d="http://schemas.microsoft.com/office/drawing/2017/model3d" xmlns:o="urn:schemas-microsoft-com:office:office" xmlns:r="http://schemas.openxmlformats.org/officeDocument/2006/relationships" xmlns:m="http://schemas.openxmlformats.org/officeDocument/2006/math" xmlns:v="urn:schemas-microsoft-com:vml" xmlns:wp14="http://schemas.microsoft.com/office/word/2010/wordprocessingDrawing" xmlns:wp="http://schemas.openxmlformats.org/drawingml/2006/wordprocessingDrawing" xmlns:w10="urn:schemas-microsoft-com:office:word" xmlns:w="http://schemas.openxmlformats.org/wordprocessingml/2006/main" xmlns:w14="http://schemas.microsoft.com/office/word/2010/wordml" xmlns:w15="http://schemas.microsoft.com/office/word/2012/wordml" xmlns:w16cex="http://schemas.microsoft.com/office/word/2018/wordml/cex" xmlns:w16cid="http://schemas.microsoft.com/office/word/2016/wordml/cid" xmlns:w16="http://schemas.microsoft.com/office/word/2018/wordml" xmlns:w16sdtdh="http://schemas.microsoft.com/office/word/2020/wordml/sdtdatahash" xmlns:w16se="http://schemas.microsoft.com/office/word/2015/wordml/symex" xmlns:wpg="http://schemas.microsoft.com/office/word/2010/wordprocessingGroup" xmlns:wpi="http://schemas.microsoft.com/office/word/2010/wordprocessingInk" xmlns:wne="http://schemas.microsoft.com/office/word/2006/wordml" xmlns:wps="http://schemas.microsoft.com/office/word/2010/wordprocessingShape" mc:Ignorable="w14 w15 w16se w16cid w16 w16cex w16sdtdh wp14">
+<w:numbering xmlns:wpc="http://schemas.microsoft.com/office/word/2010/wordprocessingCanvas" xmlns:cx="http://schemas.microsoft.com/office/drawing/2014/chartex" xmlns:cx1="http://schemas.microsoft.com/office/drawing/2015/9/8/chartex" xmlns:cx2="http://schemas.microsoft.com/office/drawing/2015/10/21/chartex" xmlns:cx3="http://schemas.microsoft.com/office/drawing/2016/5/9/chartex" xmlns:cx4="http://schemas.microsoft.com/office/drawing/2016/5/10/chartex" xmlns:cx5="http://schemas.microsoft.com/office/drawing/2016/5/11/chartex" xmlns:cx6="http://schemas.microsoft.com/office/drawing/2016/5/12/chartex" xmlns:cx7="http://schemas.microsoft.com/office/drawing/2016/5/13/chartex" xmlns:cx8="http://schemas.microsoft.com/office/drawing/2016/5/14/chartex" xmlns:mc="http://schemas.openxmlformats.org/markup-compatibility/2006" xmlns:aink="http://schemas.microsoft.com/office/drawing/2016/ink" xmlns:am3d="http://schemas.microsoft.com/office/drawing/2017/model3d" xmlns:o="urn:schemas-microsoft-com:office:office" xmlns:r="http://schemas.openxmlformats.org/officeDocument/2006/relationships" xmlns:m="http://schemas.openxmlformats.org/officeDocument/2006/math" xmlns:v="urn:schemas-microsoft-com:vml" xmlns:wp14="http://schemas.microsoft.com/office/word/2010/wordprocessingDrawing" xmlns:wp="http://schemas.openxmlformats.org/drawingml/2006/wordprocessingDrawing" xmlns:w10="urn:schemas-microsoft-com:office:word" xmlns:w="http://schemas.openxmlformats.org/wordprocessingml/2006/main" xmlns:w14="http://schemas.microsoft.com/office/word/2010/wordml" xmlns:w15="http://schemas.microsoft.com/office/word/2012/wordml" xmlns:w16cid="http://schemas.microsoft.com/office/word/2016/wordml/cid" xmlns:w16se="http://schemas.microsoft.com/office/word/2015/wordml/symex" xmlns:wpg="http://schemas.microsoft.com/office/word/2010/wordprocessingGroup" xmlns:wpi="http://schemas.microsoft.com/office/word/2010/wordprocessingInk" xmlns:wne="http://schemas.microsoft.com/office/word/2006/wordml" xmlns:wps="http://schemas.microsoft.com/office/word/2010/wordprocessingShape" mc:Ignorable="w14 w15 w16se w16cid wp14">
   <w:abstractNum w:abstractNumId="0" w15:restartNumberingAfterBreak="0">
     <w:nsid w:val="0DBE732B"/>
     <w:multiLevelType w:val="hybridMultilevel"/>
@@ -1525,7 +1777,7 @@
 </file>
 
 <file path=word/styles.xml><?xml version="1.0" encoding="utf-8"?>
-<w:styles xmlns:mc="http://schemas.openxmlformats.org/markup-compatibility/2006" xmlns:r="http://schemas.openxmlformats.org/officeDocument/2006/relationships" xmlns:w="http://schemas.openxmlformats.org/wordprocessingml/2006/main" xmlns:w14="http://schemas.microsoft.com/office/word/2010/wordml" xmlns:w15="http://schemas.microsoft.com/office/word/2012/wordml" xmlns:w16cex="http://schemas.microsoft.com/office/word/2018/wordml/cex" xmlns:w16cid="http://schemas.microsoft.com/office/word/2016/wordml/cid" xmlns:w16="http://schemas.microsoft.com/office/word/2018/wordml" xmlns:w16sdtdh="http://schemas.microsoft.com/office/word/2020/wordml/sdtdatahash" xmlns:w16se="http://schemas.microsoft.com/office/word/2015/wordml/symex" mc:Ignorable="w14 w15 w16se w16cid w16 w16cex w16sdtdh">
+<w:styles xmlns:mc="http://schemas.openxmlformats.org/markup-compatibility/2006" xmlns:r="http://schemas.openxmlformats.org/officeDocument/2006/relationships" xmlns:w="http://schemas.openxmlformats.org/wordprocessingml/2006/main" xmlns:w14="http://schemas.microsoft.com/office/word/2010/wordml" xmlns:w15="http://schemas.microsoft.com/office/word/2012/wordml" xmlns:w16cid="http://schemas.microsoft.com/office/word/2016/wordml/cid" xmlns:w16se="http://schemas.microsoft.com/office/word/2015/wordml/symex" mc:Ignorable="w14 w15 w16se w16cid">
   <w:docDefaults>
     <w:rPrDefault>
       <w:rPr>
@@ -1538,7 +1790,7 @@
     </w:rPrDefault>
     <w:pPrDefault/>
   </w:docDefaults>
-  <w:latentStyles w:defLockedState="0" w:defUIPriority="99" w:defSemiHidden="0" w:defUnhideWhenUsed="0" w:defQFormat="0" w:count="376">
+  <w:latentStyles w:defLockedState="0" w:defUIPriority="99" w:defSemiHidden="0" w:defUnhideWhenUsed="0" w:defQFormat="0" w:count="375">
     <w:lsdException w:name="Normal" w:uiPriority="0" w:qFormat="1"/>
     <w:lsdException w:name="heading 1" w:uiPriority="9" w:qFormat="1"/>
     <w:lsdException w:name="heading 2" w:semiHidden="1" w:uiPriority="9" w:unhideWhenUsed="1" w:qFormat="1"/>
@@ -1644,6 +1896,7 @@
     <w:lsdException w:name="HTML Sample" w:semiHidden="1" w:unhideWhenUsed="1"/>
     <w:lsdException w:name="HTML Typewriter" w:semiHidden="1" w:unhideWhenUsed="1"/>
     <w:lsdException w:name="HTML Variable" w:semiHidden="1" w:unhideWhenUsed="1"/>
+    <w:lsdException w:name="Normal Table" w:semiHidden="1" w:unhideWhenUsed="1"/>
     <w:lsdException w:name="annotation subject" w:semiHidden="1" w:unhideWhenUsed="1"/>
     <w:lsdException w:name="No List" w:semiHidden="1" w:unhideWhenUsed="1"/>
     <w:lsdException w:name="Outline List 1" w:semiHidden="1" w:unhideWhenUsed="1"/>
@@ -1690,8 +1943,10 @@
     <w:lsdException w:name="Table Subtle 2" w:semiHidden="1" w:unhideWhenUsed="1"/>
     <w:lsdException w:name="Table Web 1" w:semiHidden="1" w:unhideWhenUsed="1"/>
     <w:lsdException w:name="Table Web 2" w:semiHidden="1" w:unhideWhenUsed="1"/>
+    <w:lsdException w:name="Table Web 3" w:semiHidden="1" w:unhideWhenUsed="1"/>
     <w:lsdException w:name="Balloon Text" w:semiHidden="1" w:unhideWhenUsed="1"/>
     <w:lsdException w:name="Table Grid" w:uiPriority="39"/>
+    <w:lsdException w:name="Table Theme" w:semiHidden="1" w:unhideWhenUsed="1"/>
     <w:lsdException w:name="Placeholder Text" w:semiHidden="1"/>
     <w:lsdException w:name="No Spacing" w:uiPriority="1" w:qFormat="1"/>
     <w:lsdException w:name="Light Shading" w:uiPriority="60"/>
@@ -1911,7 +2166,6 @@
     <w:lsdException w:name="Smart Hyperlink" w:semiHidden="1" w:unhideWhenUsed="1"/>
     <w:lsdException w:name="Hashtag" w:semiHidden="1" w:unhideWhenUsed="1"/>
     <w:lsdException w:name="Unresolved Mention" w:semiHidden="1" w:unhideWhenUsed="1"/>
-    <w:lsdException w:name="Smart Link" w:semiHidden="1" w:unhideWhenUsed="1"/>
   </w:latentStyles>
   <w:style w:type="paragraph" w:default="1" w:styleId="a">
     <w:name w:val="Normal"/>
